--- a/CURSOS/INNOVACION/LABORATORIOS/GTAL-S09-OMEDINA-2026-02.docx
+++ b/CURSOS/INNOVACION/LABORATORIOS/GTAL-S09-OMEDINA-2026-02.docx
@@ -304,7 +304,7 @@
                 <w:szCs w:val="24"/>
                 <w:lang w:val="es-419"/>
               </w:rPr>
-              <w:t>1.-</w:t>
+              <w:t>1.- Cary Bernal, Tomás Gabriel  (coordinador)</w:t>
             </w:r>
           </w:p>
         </w:tc>
@@ -352,7 +352,7 @@
                 <w:szCs w:val="24"/>
                 <w:lang w:val="es-419"/>
               </w:rPr>
-              <w:t>2.-</w:t>
+              <w:t>2.- Zela Contreras, Heidi Nicole</w:t>
             </w:r>
           </w:p>
         </w:tc>
@@ -400,7 +400,7 @@
                 <w:szCs w:val="24"/>
                 <w:lang w:val="es-419"/>
               </w:rPr>
-              <w:t>3.-</w:t>
+              <w:t>3.- Rosas Quispe, Pernel Sebastián</w:t>
             </w:r>
           </w:p>
         </w:tc>
@@ -448,7 +448,7 @@
                 <w:szCs w:val="24"/>
                 <w:lang w:val="es-419"/>
               </w:rPr>
-              <w:t>4.-</w:t>
+              <w:t>4.- Apaza Cano, Daniela Grecia</w:t>
             </w:r>
           </w:p>
         </w:tc>
@@ -659,6 +659,9 @@
                 <w:lang w:val="es-419"/>
               </w:rPr>
             </w:pPr>
+            <w:r>
+              <w:t>2026-02</w:t>
+            </w:r>
           </w:p>
         </w:tc>
         <w:tc>
@@ -1225,6 +1228,38 @@
                 <w:lang w:val="es-419"/>
               </w:rPr>
             </w:pPr>
+            <w:r>
+              <w:t>MATRIZ DE MOTIVACIONES DEL ECOSISTEMA — AllinEdu</w:t>
+              <w:br/>
+              <w:t>Actor | Qué lo motiva | Qué teme o lo frena | Poder sobre la adopción | Implicación para el proyecto</w:t>
+              <w:br/>
+              <w:br/>
+              <w:t>1) DOCENTE DE AULA DE PRIMARIA (usuario principal) | Que sus estudiantes alcancen las competencias del grado, y dejar de trabajar después de las 10 de la noche | Teme el reporte negativo de desempeño: es el motivo declarado para responder mensajes de apoderados hasta las 11 p.m. También desconfía de la salida automática, porque ya la ha visto llegar descontextualizada y con errores | ALTO — es quien adopta o abandona la herramienta | El valor que percibe no es “tener IA”, es que el material ya esté hecho. La trazabilidad que la protege vale tanto como el ahorro de tiempo</w:t>
+              <w:br/>
+              <w:br/>
+              <w:t>2) DOCENTE DE ÁREA ESPECÍFICA, ed. física de 1.º a 6.º | Cumplir su programación anual pese a las actividades externas | Que una actividad imprevista de UGEL o municipio desplace lo planificado, ~2 veces al mes | MEDIO — usa el registro, pero su dolor principal es otro | Si el producto solo resuelve planificación de aula, este perfil queda fuera. Define el límite del alcance</w:t>
+              <w:br/>
+              <w:br/>
+              <w:t>3) DIRECCIÓN / DIRECTORA ENCARGADA | Que el colectivo llegue preparado sin depender de la voluntad individual; el reconocimiento y la imagen de la institución | Denuncias de apoderados y supervisión de la UGEL. Reconoce que parte del colectivo deja de prepararse porque hacerlo es tedioso y nadie enseña cómo | ALTO — autoriza el piloto y fija las fechas de entrega de las unidades | Es el actor que habilita o bloquea cualquier prueba con docentes. Hay que conseguir su autorización explícita antes de medir</w:t>
+              <w:br/>
+              <w:br/>
+              <w:t>4) PERSONAL ADMINISTRATIVO (auxiliar que recorre las aulas) | Que el seguimiento diario de asistencia funcione sin interrumpir la clase | Perder el control del dato si se digitaliza sin que ellos lo vean | BAJO sobre la decisión, ALTO sobre el flujo diario de asistencia | La asistencia digital debe convivir con su recorrido, no reemplazarlo de golpe</w:t>
+              <w:br/>
+              <w:br/>
+              <w:t>5) APODERADO | Que su hija aprenda y no quedar mal ante la institución | Falta de tiempo real: muchos trabajan hasta las 8, 9 o 10 de la noche, y algunos salen a las 3 o 5 de la mañana | BAJO sobre la adopción, ALTO sobre la carga que genera al docente | El canal con familias no puede ser mensajería: suma carga. Debe dejar constancia de que el docente respondió, con horario visible</w:t>
+              <w:br/>
+              <w:br/>
+              <w:t>6) ESTUDIANTE | Entender el tema y no quedarse atrás | Ser expuesta o evaluada de forma punitiva | NINGUNO sobre la adopción | Las prácticas son formativas y de bajo riesgo. El sistema no es un mecanismo de vigilancia ni etiqueta a nadie</w:t>
+              <w:br/>
+              <w:br/>
+              <w:t>7) UGEL | Que se cumpla lo que el Ministerio dispone, y supervisarlo | Incumplimiento de formatos y plazos | ALTO INDIRECTO — define el formato de la unidad de aprendizaje y supervisa | El artefacto que el sistema genera debe salir en el formato que la UGEL exige, o no sirve</w:t>
+              <w:br/>
+              <w:br/>
+              <w:t>8) MINEDU / SIAGIE | Cobertura curricular y registro oficial de notas | — | DETERMINANTE — define el currículo y es dueño del sistema oficial | Dos riesgos: SIAGIE es cerrado y sin API confirmada, y una fuente menciona un posible cambio del currículo a un enfoque por contenidos. Hay que verificarlo en fuentes oficiales</w:t>
+              <w:br/>
+              <w:br/>
+              <w:t>(Adjuntar aquí la captura de la matriz elaborada en hoja de cálculo.)</w:t>
+            </w:r>
           </w:p>
         </w:tc>
       </w:tr>
@@ -1375,6 +1410,9 @@
                 <w:lang w:val="es-419"/>
               </w:rPr>
             </w:pPr>
+            <w:r>
+              <w:t>(pegar enlace de la hoja de cálculo de la matriz de motivaciones)</w:t>
+            </w:r>
           </w:p>
         </w:tc>
       </w:tr>
@@ -1566,6 +1604,15 @@
                 <w:lang w:val="es-419"/>
               </w:rPr>
             </w:pPr>
+            <w:r>
+              <w:t>Se priorizaron los actores donde coinciden alta motivación y alto poder de bloqueo, no donde es más fácil avanzar:</w:t>
+              <w:br/>
+              <w:t>1. Obtener la autorización de dirección y, con ella, una unidad de aprendizaje y un registro auxiliar reales. Dirección tiene poder alto y hoy no tenemos el artefacto de entrada del sistema: diseñar sin tenerlo delante es adivinar.</w:t>
+              <w:br/>
+              <w:t>2. Medir la línea base de tiempo con 2 o 3 docentes de aula durante una semana, separando sesión, ficha, instrumento e impresión. La motivación central del usuario principal es el tiempo, y hoy no podemos demostrar cuánto se reduce.</w:t>
+              <w:br/>
+              <w:t>3. Verificar en fuentes oficiales del Minedu si el currículo cambia a un enfoque por contenidos. Es el actor de poder determinante y es donde el proyecto está más expuesto.</w:t>
+            </w:r>
           </w:p>
         </w:tc>
       </w:tr>
@@ -1620,6 +1667,19 @@
                 <w:lang w:val="es-419"/>
               </w:rPr>
             </w:pPr>
+            <w:r>
+              <w:t>• Tiempo de revisión y aprobación del paquete diario completo, con meta de 20 minutos o menos, medido contra la línea base de la acción 2.</w:t>
+              <w:br/>
+              <w:t>• Tasa de edición por tipo de artefacto: qué proporción de lo generado reescribe el docente en la sesión, la ficha y el instrumento. Es el parámetro que dice si la generación ayuda o estorba.</w:t>
+              <w:br/>
+              <w:t>• Usabilidad medida con la escala SUS, y número de pasos por tarea.</w:t>
+              <w:br/>
+              <w:t>• Fidelidad normativa: proporción de sesiones generadas que citan correctamente la competencia, la capacidad y el desempeño del grado tal como están cargados desde el programa curricular.</w:t>
+              <w:br/>
+              <w:t>• Cobertura del currículo cargado: número de competencias con su fuente documentada.</w:t>
+              <w:br/>
+              <w:t>• Latencia y costo de la generación mensual por unidad, que es el parámetro de sostenibilidad del modelo de negocio.</w:t>
+            </w:r>
           </w:p>
         </w:tc>
       </w:tr>
@@ -1691,49 +1751,49 @@
           <w:szCs w:val="24"/>
           <w:lang w:val="es-419"/>
         </w:rPr>
-        <w:t>1.-</w:t>
-      </w:r>
-    </w:p>
-    <w:p>
-      <w:pPr>
-        <w:rPr>
-          <w:b/>
-          <w:bCs/>
-          <w:sz w:val="24"/>
-          <w:szCs w:val="24"/>
-          <w:lang w:val="es-419"/>
-        </w:rPr>
-      </w:pPr>
-      <w:r>
-        <w:rPr>
-          <w:b/>
-          <w:bCs/>
-          <w:sz w:val="24"/>
-          <w:szCs w:val="24"/>
-          <w:lang w:val="es-419"/>
-        </w:rPr>
-        <w:t>2.-</w:t>
-      </w:r>
-    </w:p>
-    <w:p>
-      <w:pPr>
-        <w:rPr>
-          <w:b/>
-          <w:bCs/>
-          <w:sz w:val="24"/>
-          <w:szCs w:val="24"/>
-          <w:lang w:val="es-419"/>
-        </w:rPr>
-      </w:pPr>
-      <w:r>
-        <w:rPr>
-          <w:b/>
-          <w:bCs/>
-          <w:sz w:val="24"/>
-          <w:szCs w:val="24"/>
-          <w:lang w:val="es-419"/>
-        </w:rPr>
-        <w:t>3.-</w:t>
+        <w:t>La matriz mostró que el actor con mayor poder de bloqueo no es el usuario principal sino dirección y la UGEL: una define si se puede probar con docentes y la otra define el formato que el artefacto debe respetar. Priorizar solo al usuario habría dejado el proyecto sin permiso y con un formato inservible.</w:t>
+      </w:r>
+    </w:p>
+    <w:p>
+      <w:pPr>
+        <w:rPr>
+          <w:b/>
+          <w:bCs/>
+          <w:sz w:val="24"/>
+          <w:szCs w:val="24"/>
+          <w:lang w:val="es-419"/>
+        </w:rPr>
+      </w:pPr>
+      <w:r>
+        <w:rPr>
+          <w:b/>
+          <w:bCs/>
+          <w:sz w:val="24"/>
+          <w:szCs w:val="24"/>
+          <w:lang w:val="es-419"/>
+        </w:rPr>
+        <w:t>La motivación declarada del docente no es el ahorro de tiempo en abstracto sino evitar un reporte negativo de desempeño: es el motivo por el que responde mensajes a las 11 de la noche. Eso reorientó una funcionalidad completa, de mensajería a constancia de respuesta.</w:t>
+      </w:r>
+    </w:p>
+    <w:p>
+      <w:pPr>
+        <w:rPr>
+          <w:b/>
+          <w:bCs/>
+          <w:sz w:val="24"/>
+          <w:szCs w:val="24"/>
+          <w:lang w:val="es-419"/>
+        </w:rPr>
+      </w:pPr>
+      <w:r>
+        <w:rPr>
+          <w:b/>
+          <w:bCs/>
+          <w:sz w:val="24"/>
+          <w:szCs w:val="24"/>
+          <w:lang w:val="es-419"/>
+        </w:rPr>
+        <w:t>Dos actores no fueron entrevistados —apoderados y estudiantes— y sus motivaciones quedan registradas como inferencia a partir de lo que los docentes reportan de ellos. Declararlo evita que una suposición del equipo se lea después como un hallazgo de campo.</w:t>
       </w:r>
     </w:p>
     <w:p>
@@ -1966,7 +2026,9 @@
                 <w:szCs w:val="24"/>
                 <w:lang w:val="es-MX"/>
               </w:rPr>
-              <w:t>Resultados</w:t>
+              <w:t>Prompt utilizado para construir la matriz:</w:t>
+              <w:br/>
+              <w:t>“A partir de estas transcripciones, arma una matriz de motivaciones del ecosistema. Para cada actor: qué lo motiva, qué teme, cuánto poder tiene sobre la adopción y qué implica para el diseño. Reglas: (1) la motivación debe salir de una declaración del actor, no de lo que nos conviene suponer; (2) incluye actores que no son usuarios pero sí pueden bloquear, como UGEL y dirección; (3) si un actor no fue entrevistado, decláralo como inferencia.”</w:t>
             </w:r>
           </w:p>
         </w:tc>
